--- a/exams/listening/Listening_Materials_U1-U8.docx
+++ b/exams/listening/Listening_Materials_U1-U8.docx
@@ -909,7 +909,7 @@
           <w:b/>
           <w:sz w:val="22"/>
         </w:rPr>
-        <w:t>四、听短文，将人物与其所负责的内容连线。</w:t>
+        <w:t>四、Henry和同学们在班里做值日，他们是怎么分工的呢？听短文，将人物与其所负责的内容连线。</w:t>
       </w:r>
     </w:p>
     <w:p>
@@ -1443,7 +1443,7 @@
           <w:b/>
           <w:sz w:val="22"/>
         </w:rPr>
-        <w:t>五、听短文，选择正确答案。</w:t>
+        <w:t>五、听短文，选择正确答案，将序号写在题前括号内。</w:t>
       </w:r>
     </w:p>
     <w:p>
@@ -1562,7 +1562,7 @@
           <w:b/>
           <w:sz w:val="22"/>
         </w:rPr>
-        <w:t>二、听短文，给图片排序（A—F）。</w:t>
+        <w:t>二、听短文，根据听到的顺序，用字母 A—F 给下列图片排序。</w:t>
       </w:r>
     </w:p>
     <w:p>
@@ -1589,7 +1589,7 @@
           <w:b/>
           <w:sz w:val="22"/>
         </w:rPr>
-        <w:t>三、听问句，选择正确的答语。</w:t>
+        <w:t>三、听问句，选择正确的答语，将序号写在题前括号内。</w:t>
       </w:r>
     </w:p>
     <w:p>
@@ -1667,7 +1667,7 @@
           <w:b/>
           <w:sz w:val="22"/>
         </w:rPr>
-        <w:t>四、听短文，完成表格。</w:t>
+        <w:t>四、听短文，根据短文内容，完成表格。</w:t>
       </w:r>
     </w:p>
     <w:p>
@@ -1681,7 +1681,7 @@
           <w:b w:val="0"/>
           <w:sz w:val="22"/>
         </w:rPr>
-        <w:t>Hi, I'm Jack. Everyone needs many kinds of food. My mum tells me, 'You are what you eat.' I like to help my family to make a healthy meal plan. Here is the plan. We have bread, milk and eggs for breakfast. We eat rice, fish and vegetables for lunch. We have chicken, soup and fruit for dinner. How is my plan?</w:t>
+        <w:t>Hi, I'm Jack. Everyone needs many kinds of food. My mum tells me, "You are what you eat." I like to help my family to make a healthy meal plan. Here is the plan. We have bread, milk and eggs for breakfast. We eat rice, fish and vegetables for lunch. We have chicken, soup and fruit for dinner. How is my plan?</w:t>
       </w:r>
     </w:p>
     <w:p>
@@ -2502,7 +2502,7 @@
           <w:b/>
           <w:sz w:val="22"/>
         </w:rPr>
-        <w:t>一、听句子，选择正确的图片，在方框里面“√”。</w:t>
+        <w:t>一、听句子，选择正确的图片，在方框里画“√”。</w:t>
       </w:r>
     </w:p>
     <w:p>

--- a/exams/listening/Listening_Materials_U1-U8.docx
+++ b/exams/listening/Listening_Materials_U1-U8.docx
@@ -753,7 +753,7 @@
           <w:b/>
           <w:sz w:val="22"/>
         </w:rPr>
-        <w:t>二、听对话，根据听到的顺序，用数字 1-5 给下列图片排序。</w:t>
+        <w:t>二、听对话，根据听到的顺序，用数字 1—5 给下列图片排序。</w:t>
       </w:r>
     </w:p>
     <w:p>
@@ -909,7 +909,7 @@
           <w:b/>
           <w:sz w:val="22"/>
         </w:rPr>
-        <w:t>四、Henry和同学们在班里做值日，他们是怎么分工的呢？听短文，将人物与其所负责的内容连线。</w:t>
+        <w:t>四、Henry和同学们在班里做值日，他们是如何分工的呢？听短文，将人物与其所负责的内容连线。</w:t>
       </w:r>
     </w:p>
     <w:p>
@@ -1430,7 +1430,33 @@
           <w:b w:val="0"/>
           <w:sz w:val="20"/>
         </w:rPr>
-        <w:t>（对话续）Linda: Sure. Here you are. / Mike: Look, you can draw a picture. / Linda: Oh! I see! Now I understand. Thank you, Mike.</w:t>
+        <w:t>Linda: Sure. Here you are.</w:t>
+      </w:r>
+    </w:p>
+    <w:p>
+      <w:pPr>
+        <w:spacing w:before="0" w:after="120" w:line="240" w:lineRule="auto"/>
+      </w:pPr>
+      <w:r>
+        <w:rPr>
+          <w:rFonts w:ascii="宋体" w:hAnsi="宋体" w:eastAsia="宋体"/>
+          <w:b w:val="0"/>
+          <w:sz w:val="20"/>
+        </w:rPr>
+        <w:t>Mike: Look, you can draw a picture.</w:t>
+      </w:r>
+    </w:p>
+    <w:p>
+      <w:pPr>
+        <w:spacing w:before="0" w:after="120" w:line="240" w:lineRule="auto"/>
+      </w:pPr>
+      <w:r>
+        <w:rPr>
+          <w:rFonts w:ascii="宋体" w:hAnsi="宋体" w:eastAsia="宋体"/>
+          <w:b w:val="0"/>
+          <w:sz w:val="20"/>
+        </w:rPr>
+        <w:t>Linda: Oh! I see! Now I understand. Thank you, Mike.</w:t>
       </w:r>
     </w:p>
     <w:p>
